--- a/tillsyn/Norrnäs tillsynsbegäran.docx
+++ b/tillsyn/Norrnäs tillsynsbegäran.docx
@@ -1,6 +1,6 @@
 
 <file path=word/document.xml><?xml version="1.0" encoding="utf-8"?>
-<w:document xmlns:wpc="http://schemas.microsoft.com/office/word/2010/wordprocessingCanvas" xmlns:cx="http://schemas.microsoft.com/office/drawing/2014/chartex" xmlns:cx1="http://schemas.microsoft.com/office/drawing/2015/9/8/chartex" xmlns:cx2="http://schemas.microsoft.com/office/drawing/2015/10/21/chartex" xmlns:cx3="http://schemas.microsoft.com/office/drawing/2016/5/9/chartex" xmlns:cx4="http://schemas.microsoft.com/office/drawing/2016/5/10/chartex" xmlns:cx5="http://schemas.microsoft.com/office/drawing/2016/5/11/chartex" xmlns:cx6="http://schemas.microsoft.com/office/drawing/2016/5/12/chartex" xmlns:cx7="http://schemas.microsoft.com/office/drawing/2016/5/13/chartex" xmlns:cx8="http://schemas.microsoft.com/office/drawing/2016/5/14/chartex" xmlns:mc="http://schemas.openxmlformats.org/markup-compatibility/2006" xmlns:aink="http://schemas.microsoft.com/office/drawing/2016/ink" xmlns:am3d="http://schemas.microsoft.com/office/drawing/2017/model3d" xmlns:o="urn:schemas-microsoft-com:office:office" xmlns:oel="http://schemas.microsoft.com/office/2019/extlst" xmlns:r="http://schemas.openxmlformats.org/officeDocument/2006/relationships" xmlns:m="http://schemas.openxmlformats.org/officeDocument/2006/math" xmlns:v="urn:schemas-microsoft-com:vml" xmlns:wp14="http://schemas.microsoft.com/office/word/2010/wordprocessingDrawing" xmlns:wp="http://schemas.openxmlformats.org/drawingml/2006/wordprocessingDrawing" xmlns:w10="urn:schemas-microsoft-com:office:word" xmlns:w="http://schemas.openxmlformats.org/wordprocessingml/2006/main" xmlns:w14="http://schemas.microsoft.com/office/word/2010/wordml" xmlns:w15="http://schemas.microsoft.com/office/word/2012/wordml" xmlns:w16cex="http://schemas.microsoft.com/office/word/2018/wordml/cex" xmlns:w16cid="http://schemas.microsoft.com/office/word/2016/wordml/cid" xmlns:w16="http://schemas.microsoft.com/office/word/2018/wordml" xmlns:w16sdtdh="http://schemas.microsoft.com/office/word/2020/wordml/sdtdatahash" xmlns:w16se="http://schemas.microsoft.com/office/word/2015/wordml/symex" xmlns:wpg="http://schemas.microsoft.com/office/word/2010/wordprocessingGroup" xmlns:wpi="http://schemas.microsoft.com/office/word/2010/wordprocessingInk" xmlns:wne="http://schemas.microsoft.com/office/word/2006/wordml" xmlns:wps="http://schemas.microsoft.com/office/word/2010/wordprocessingShape" mc:Ignorable="w14 w15 w16se w16cid w16 w16cex w16sdtdh wp14">
+<w:document xmlns:wpc="http://schemas.microsoft.com/office/word/2010/wordprocessingCanvas" xmlns:cx="http://schemas.microsoft.com/office/drawing/2014/chartex" xmlns:cx1="http://schemas.microsoft.com/office/drawing/2015/9/8/chartex" xmlns:cx2="http://schemas.microsoft.com/office/drawing/2015/10/21/chartex" xmlns:cx3="http://schemas.microsoft.com/office/drawing/2016/5/9/chartex" xmlns:cx4="http://schemas.microsoft.com/office/drawing/2016/5/10/chartex" xmlns:cx5="http://schemas.microsoft.com/office/drawing/2016/5/11/chartex" xmlns:cx6="http://schemas.microsoft.com/office/drawing/2016/5/12/chartex" xmlns:cx7="http://schemas.microsoft.com/office/drawing/2016/5/13/chartex" xmlns:cx8="http://schemas.microsoft.com/office/drawing/2016/5/14/chartex" xmlns:mc="http://schemas.openxmlformats.org/markup-compatibility/2006" xmlns:aink="http://schemas.microsoft.com/office/drawing/2016/ink" xmlns:am3d="http://schemas.microsoft.com/office/drawing/2017/model3d" xmlns:o="urn:schemas-microsoft-com:office:office" xmlns:oel="http://schemas.microsoft.com/office/2019/extlst" xmlns:r="http://schemas.openxmlformats.org/officeDocument/2006/relationships" xmlns:m="http://schemas.openxmlformats.org/officeDocument/2006/math" xmlns:v="urn:schemas-microsoft-com:vml" xmlns:wp14="http://schemas.microsoft.com/office/word/2010/wordprocessingDrawing" xmlns:wp="http://schemas.openxmlformats.org/drawingml/2006/wordprocessingDrawing" xmlns:w10="urn:schemas-microsoft-com:office:word" xmlns:w="http://schemas.openxmlformats.org/wordprocessingml/2006/main" xmlns:w14="http://schemas.microsoft.com/office/word/2010/wordml" xmlns:w15="http://schemas.microsoft.com/office/word/2012/wordml" xmlns:w16cex="http://schemas.microsoft.com/office/word/2018/wordml/cex" xmlns:w16cid="http://schemas.microsoft.com/office/word/2016/wordml/cid" xmlns:w16="http://schemas.microsoft.com/office/word/2018/wordml" xmlns:w16du="http://schemas.microsoft.com/office/word/2023/wordml/word16du" xmlns:w16sdtdh="http://schemas.microsoft.com/office/word/2020/wordml/sdtdatahash" xmlns:w16sdtfl="http://schemas.microsoft.com/office/word/2024/wordml/sdtformatlock" xmlns:w16se="http://schemas.microsoft.com/office/word/2015/wordml/symex" xmlns:wpg="http://schemas.microsoft.com/office/word/2010/wordprocessingGroup" xmlns:wpi="http://schemas.microsoft.com/office/word/2010/wordprocessingInk" xmlns:wne="http://schemas.microsoft.com/office/word/2006/wordml" xmlns:wps="http://schemas.microsoft.com/office/word/2010/wordprocessingShape" mc:Ignorable="w14 w15 w16se w16cid w16 w16cex w16sdtdh w16sdtfl w16du wp14">
   <w:body>
     <w:p>
       <w:pPr>
@@ -12,35 +12,7 @@
     </w:p>
     <w:p>
       <w:r>
-        <w:t>Detta dokument behandlar höga naturvärden i avverkningsanmälan Norrnäs i Bjurholms kommun. Denna avverkningsanmälan inkom 2025-08-02 och omfattar 48,6 ha.</w:t>
-      </w:r>
-    </w:p>
-    <w:p>
-      <w:r>
-        <w:t>Vi begär härmed att Skogsstyrelsen fattar beslut enligt miljöbalken som säkerställer att skogens höga naturvärden bevaras samt säkerställer att EU-lagstiftning efterlevs och att artskyddsbrott förhindras. Vi önskar även ta del av de ställningstaganden och beslut som myndigheterna meddelar till följd av aktuell avverkningsanmälan och föreningens inlaga (se 34 § förvaltningslagen).</w:t>
-      </w:r>
-    </w:p>
-    <w:p>
-      <w:r>
-        <w:t>Nedan beskrivs fynd av naturvårdsarter som gjorts i det avverkningsanmälda området. I BILAGA 1 finns artfakta om rödlistade arter.</w:t>
-      </w:r>
-    </w:p>
-    <w:p>
-      <w:pPr>
-        <w:pStyle w:val="Heading1"/>
-      </w:pPr>
-      <w:r>
-        <w:t>Naturvårdsarter</w:t>
-      </w:r>
-    </w:p>
-    <w:p>
-      <w:r>
-        <w:t>I avverkningsanmälan har följande 4 naturvårdsarter hittats: gammelgransskål (NT), granticka (NT), lunglav (NT) och ullticka (NT). Av dessa är 4 rödlistade. För rödlistade arter har rödlistekategorin angivits inom parentes.</w:t>
-      </w:r>
-    </w:p>
-    <w:p>
-      <w:r>
-        <w:t>De påträffade naturvårdsarterna är ett tydligt kvitto på att detta rör sig om en skog med höga naturvärden. I Figur 1 visas en karta över det avverkningsanmälda området, där samtliga fyndplatser för naturvårdsarter som finns registrerade på Artportalen har markerats.</w:t>
+        <w:t>Denna tillsynsbegäran behandlar höga naturvärden i avverkningsanmälan Norrnäs i Bjurholms kommun som inkom 2026-07-12 och omfattar 48,6 ha.</w:t>
       </w:r>
     </w:p>
     <w:p>
@@ -50,7 +22,7 @@
       <w:r>
         <w:drawing>
           <wp:inline xmlns:a="http://schemas.openxmlformats.org/drawingml/2006/main" xmlns:pic="http://schemas.openxmlformats.org/drawingml/2006/picture">
-            <wp:extent cx="5486400" cy="5543550"/>
+            <wp:extent cx="5486400" cy="5337821"/>
             <wp:docPr id="1" name="Picture 1"/>
             <wp:cNvGraphicFramePr>
               <a:graphicFrameLocks noChangeAspect="1"/>
@@ -71,7 +43,7 @@
                   <pic:spPr>
                     <a:xfrm>
                       <a:off x="0" y="0"/>
-                      <a:ext cx="5486400" cy="5543550"/>
+                      <a:ext cx="5486400" cy="5337821"/>
                     </a:xfrm>
                     <a:prstGeom prst="rect"/>
                   </pic:spPr>
@@ -85,9 +57,46 @@
     <w:p>
       <w:pPr>
         <w:pStyle w:val="Caption"/>
+        <w:spacing w:after="240"/>
       </w:pPr>
       <w:r>
-        <w:t>Figur 1. Fyndplatser för naturvårdsarter i det avverkningsanmälda området (röd linje). Markörer utan svart kant är placerade på fyndplatsen. Markörer med svart kant är placerade vid sidan av fyndplatsen och har ett svart streck som visar fyndplatsens exakta position. Kartans mittpunktskoordinat är N 7086182, E 694658 i SWEREF 99 TM.</w:t>
+        <w:t>Figur 1. Fyndplatser för naturvårdsarter i avverkningsanmälan. Markörer utan svart kant är placerade på fyndplatsen. Markörer med svart kant är placerade vid sidan av fyndplatsen har ett svart streck som visar fyndplatsens exakta position. Kartans mittpunktskoordinat är N 7086182, E 694658 i SWEREF 99 TM.</w:t>
+      </w:r>
+    </w:p>
+    <w:p>
+      <w:r>
+        <w:t>I avverkningsanmälan finns fynd av 3 naturvårdsarter, varav 3 är rödlistade och 3 är typiska (T): gammelgransskål (NT, T), lunglav (NT, T) och ullticka (NT, T). Se Figur 1.</w:t>
+      </w:r>
+    </w:p>
+    <w:p>
+      <w:pPr>
+        <w:pStyle w:val="Heading1"/>
+      </w:pPr>
+      <w:r>
+        <w:t>Tillsynsbegäran</w:t>
+      </w:r>
+    </w:p>
+    <w:p>
+      <w:r>
+        <w:t>Vi begär härmed att Skogsstyrelsen fattar beslut enligt miljöbalken som säkerställer att skogens höga naturvärden bevaras samt att EU-lagstiftning efterlevs och att artskyddsbrott förhindras.</w:t>
+      </w:r>
+    </w:p>
+    <w:p>
+      <w:r>
+        <w:t>Vi önskar även ta del av de ställningstaganden och beslut som myndigheten meddelar till följd av aktuell avverkningsanmälan och föreningens inlaga (se 34 § förvaltningslagen).</w:t>
+      </w:r>
+    </w:p>
+    <w:p>
+      <w:pPr>
+        <w:pStyle w:val="Heading1"/>
+      </w:pPr>
+      <w:r>
+        <w:t>Naturvårdsarter och fridlysta arter</w:t>
+      </w:r>
+    </w:p>
+    <w:p>
+      <w:r>
+        <w:t>Nedan följer beskrivningar av de naturvårdsarter och fridlysta arter som har sina livsmiljöer och växtplatser i den avverkningsanmälda skogen. Se även ytterligare artfakta i BILAGA 1. De påträffade naturvårdsarterna är ett tydligt kvitto på att det rör sig om en skog med höga naturvärden.</w:t>
       </w:r>
     </w:p>
     <w:p>
@@ -98,18 +107,16 @@
         <w:t>Gammelgransskål (NT)</w:t>
       </w:r>
       <w:r>
-        <w:t xml:space="preserve"> är en liten skålsvamp som växer på gamla granar med skrovlig bark. Typiska växtplatser är gransumpskog i myrkanter, bäckdråg, bäckraviner och skuggiga bergssluttningar, men också skog på torrare mark kan hysa arten om beståndet har stark naturskogskaraktär. Bestånd med arten bör behandlas som nyckelbiotoper och sparas vid en slutavverkning. Även gallring bör undvikas (SLU Artdatabanken, 2024; Nitare &amp; Skogsstyrelsen, 2019).</w:t>
+        <w:t xml:space="preserve"> är en liten skålsvamp som växer på gamla granar med skrovlig bark. Typiska växtplatser är gransumpskog i myrkanter, bäckdråg, bäckraviner och skuggiga bergssluttningar, men också skog på torrare mark kan hysa arten om beståndet har stark naturskogskaraktär. Bestånd med arten bör behandlas som nyckelbiotoper och sparas vid en slutavverkning. Även gallring bör undvikas. Gammelgransskål är typisk art för </w:t>
       </w:r>
-    </w:p>
-    <w:p>
       <w:r>
         <w:rPr>
-          <w:b/>
+          <w:i/>
         </w:rPr>
-        <w:t>Granticka (NT)</w:t>
+        <w:t>9010 Taiga</w:t>
       </w:r>
       <w:r>
-        <w:t xml:space="preserve"> förekommer främst i äldre skogar med naturskogskaraktär, liksom i dimensionsavverkade och plockhuggna skogar. I äldre grannaturskog i norra Sverige är den alltjämt en förhållandevis vanlig karaktärsart, medan den längre söderut blir allt mer sällsynt. I Götaland och delar av Svealand är den en god signalart för skyddsvärda granskogsmiljöer. Arten bedöms ha minskat starkt under senare år på grund av skogsavverkningar, då den framför allt växer i äldre granskog med långvarig grankontinuitet. I urskogsliknande bestånd i norra Sverige kan ibland påträffas den mycket sällsynta tickan grantickeporing (VU), som lever på döda grantickor (SLU Artdatabanken, 2024; Nitare &amp; Skogsstyrelsen, 2019).</w:t>
+        <w:t xml:space="preserve"> (SLU Artdatabanken, 2024; Nitare &amp; Skogsstyrelsen, 2019).</w:t>
       </w:r>
     </w:p>
     <w:p>
@@ -120,25 +127,52 @@
         <w:t>Lunglav (NT)</w:t>
       </w:r>
       <w:r>
-        <w:t xml:space="preserve"> är en av vårt lands främsta signalarter som överallt indikerar gamla lövträd, skogsbestånd med höga naturvärden och ekosystem med lång skoglig kontinuitet. Lokalt kan förekomsten vara mycket riklig men den hittas nästan enbart i gamla och ej slutavverkade skogar. Artens samtliga förekomster bör uppmärksammas från naturvårdssynpunkt, då många lokaler även hyser andra ovanliga och rödlistade arter. Rikliga förekomster bör skyddas med biotopskydd, frivilliga avsättningar eller reservat. Det finns ett antal sällsynta lavparasiter som växer på lunglav: lunglavsknapp (VU), skrovelmössing (DD), lunglavshårprick (DD), </w:t>
+        <w:t xml:space="preserve"> är en av vårt lands främsta signalarter som överallt indikerar gamla lövträd, skogsbestånd med höga naturvärden och ekosystem med långskoglig kontinuitet. Lokalt kan förekomsten vara mycket riklig men den hittas nästan enbart i gamla och ej slutavverkade skogar. Artens samtliga förekomster bör uppmärksammas från naturvårdssynpunkt, då många lokaler även hyser andra ovanliga och rödlistade arter. Rikliga förekomster bör skyddas med biotopskydd, frivilliga avsättningar eller reservat. På lunglav kan de sällsynta lavparasiterna lunglavshårprick (CR), </w:t>
       </w:r>
       <w:r>
         <w:rPr>
           <w:i/>
         </w:rPr>
-        <w:t>Calycina alstrupii</w:t>
+        <w:t>Abrothallus diederichii</w:t>
       </w:r>
       <w:r>
-        <w:t xml:space="preserve"> (NA) och </w:t>
+        <w:t xml:space="preserve"> (VU), </w:t>
       </w:r>
       <w:r>
         <w:rPr>
           <w:i/>
         </w:rPr>
-        <w:t>Chalara lobariae</w:t>
+        <w:t>Abrothallus lobariae</w:t>
       </w:r>
       <w:r>
-        <w:t xml:space="preserve"> (NA) (SLU Artdatabanken, 2025; SLU Artdatabanken, 2024; Nitare &amp; Skogsstyrelsen, 2019).</w:t>
+        <w:t xml:space="preserve"> (VU), </w:t>
+      </w:r>
+      <w:r>
+        <w:rPr>
+          <w:i/>
+        </w:rPr>
+        <w:t>Calycina lobariae</w:t>
+      </w:r>
+      <w:r>
+        <w:t xml:space="preserve"> (VU), lunglavsknapp (VU) och skrovelmössing (VU) påträffas. Lunglav är typisk art för </w:t>
+      </w:r>
+      <w:r>
+        <w:rPr>
+          <w:i/>
+        </w:rPr>
+        <w:t>9010 Taiga, 9020 Nordlig ädellövskog, 9110 Näringsfattig bokskog, 9130 Näringsrik bokskog, 9160 Näringsrik ekskog, 9180 Ädellövskog i branter, 9190 Näringsfattig ekskog, 9070 Trädklädd betesmark, 9040 Fjällbjörkskog</w:t>
+      </w:r>
+      <w:r>
+        <w:t xml:space="preserve"> och</w:t>
+      </w:r>
+      <w:r>
+        <w:rPr>
+          <w:i/>
+        </w:rPr>
+        <w:t xml:space="preserve"> 6530 Lövängar</w:t>
+      </w:r>
+      <w:r>
+        <w:t xml:space="preserve"> (SLU Artdatabanken, 2026; Nitare &amp; Skogsstyrelsen, 2019).</w:t>
       </w:r>
     </w:p>
     <w:p>
@@ -149,7 +183,7 @@
         <w:t>Ullticka (NT)</w:t>
       </w:r>
       <w:r>
-        <w:t xml:space="preserve"> är knuten till restbestånd av barrnaturskog och förekommer med ett tydligt optimum i orörda eller måttligt påverkade gamla granskogar där det föreligger viss kontinuitet av grov död ved. Ullticka är en bra signalart inom hela sitt utbredningsområde och i södra Sverige är den sällsynt och en god signalart för skyddsvärda granskogsmiljöer. Den hotas av avverkning och fragmentering av naturskog och äldre granskog med lång trädkontinuitet. På ullticka kan ibland ulltickeporing (VU) påträffas - det är en sällsynt ticka som nyligen delats upp i tre olika arter: </w:t>
+        <w:t xml:space="preserve"> är knuten till restbestånd av barrnaturskog och förekommer med ett tydligt optimum i orörda eller måttligt påverkade gamla granskogar där det föreligger viss kontinuitet av grov död ved. Ullticka är en bra signalart inom hela sitt utbredningsområde och i södra Sverige är den sällsynt och en god signalart för skyddsvärda granskogsmiljöer. Den hotas av avverkning och fragmentering av naturskog och äldre granskog med lång trädkontinuitet. På ullticka kan ibland ulltickeporing (VU) påträffas - det är en sällsynt ticka som nyligen delats upp i de tre olika arterna ulltickeporing </w:t>
       </w:r>
       <w:r>
         <w:rPr>
@@ -158,16 +192,43 @@
         <w:t xml:space="preserve">Skeletocutis brevispora </w:t>
       </w:r>
       <w:r>
-        <w:t>(ulltickeporing)</w:t>
+        <w:t>(VU)</w:t>
       </w:r>
       <w:r>
         <w:rPr>
           <w:i/>
         </w:rPr>
-        <w:t>, Skeletocutis delicata och Skeletocutis exilis</w:t>
+        <w:t>, Skeletocutis delicata</w:t>
       </w:r>
       <w:r>
-        <w:t>. De två sistnämnda arterna står för närvarande (2020) som ej bedömda i rödlistan (SLU Artdatabanken, 2024; Nitare &amp; Skogsstyrelsen, 2019; Miettinen &amp; Niemelä, 2018).</w:t>
+        <w:t xml:space="preserve"> (VU)</w:t>
+      </w:r>
+      <w:r>
+        <w:rPr>
+          <w:i/>
+        </w:rPr>
+        <w:t xml:space="preserve"> och Skeletocutis exilis</w:t>
+      </w:r>
+      <w:r>
+        <w:t xml:space="preserve"> (NT). Ullticka är typisk art för </w:t>
+      </w:r>
+      <w:r>
+        <w:rPr>
+          <w:i/>
+        </w:rPr>
+        <w:t xml:space="preserve">9010 Taiga, 9050 Näringsrik granskog </w:t>
+      </w:r>
+      <w:r>
+        <w:t xml:space="preserve">och </w:t>
+      </w:r>
+      <w:r>
+        <w:rPr>
+          <w:i/>
+        </w:rPr>
+        <w:t>9030 Landhöjningsskog</w:t>
+      </w:r>
+      <w:r>
+        <w:t xml:space="preserve"> (SLU Artdatabanken, 2026; Nitare &amp; Skogsstyrelsen, 2019; Miettinen &amp; Niemelä, 2018).</w:t>
       </w:r>
     </w:p>
     <w:p>
@@ -193,57 +254,57 @@
     </w:p>
     <w:p>
       <w:r>
-        <w:t>Lunglav (NT) är en av vårt lands främsta signalarter som överallt indikerar gamla lövträd, skogsbestånd med höga naturvärden och ekosystem med lång skoglig kontinuitet. Lokalt kan förekomsten vara mycket riklig men den hittas nästan enbart i gamla och ej slutavverkade skogar. Artens samtliga förekomster bör uppmärksammas från naturvårdssynpunkt, då många lokaler även hyser andra ovanliga och rödlistade arter. Rikliga förekomster bör skyddas med biotopskydd, frivilliga avsättningar eller reservat (SLU Artdatabanken, 2024; Nitare &amp; Skogsstyrelsen, 2019).</w:t>
-      </w:r>
-    </w:p>
-    <w:p>
-      <w:r>
-        <w:t xml:space="preserve">På lunglav kan man sällsynt finna små svarta skivlika bildningar som liknar apothecier men som är en parasitisk svamp, Lunglavsknapp </w:t>
+        <w:t xml:space="preserve">Lunglav (NT) är en av vårt lands främsta signalarter som överallt indikerar gamla lövträd, skogsbestånd med höga naturvärden och ekosystem med lång skoglig kontinuitet. Lokalt kan förekomsten vara mycket riklig men den hittas nästan enbart i gamla och ej slutavverkade skogar. Artens samtliga förekomster bör uppmärksammas från naturvårdssynpunkt, då många lokaler även hyser andra ovanliga och rödlistade arter, däribland de sällsynta lavparasiterna lunglavshårprick (CR), </w:t>
       </w:r>
       <w:r>
         <w:rPr>
           <w:i/>
         </w:rPr>
-        <w:t>Plectocarpon lichenum</w:t>
+        <w:t>Abrothallus diederichii</w:t>
       </w:r>
       <w:r>
-        <w:t xml:space="preserve"> (VU). Det finns ytterligare ett antal parasiter vilka bara förekommer på lunglav: Skrovelmössing </w:t>
+        <w:t xml:space="preserve"> (VU), </w:t>
       </w:r>
       <w:r>
         <w:rPr>
           <w:i/>
         </w:rPr>
-        <w:t>Dactylospora lobariella</w:t>
+        <w:t>Abrothallus lobariae</w:t>
       </w:r>
       <w:r>
-        <w:t xml:space="preserve"> (rödlistad som Kunskapsbrist DD) och Lunglavshårprick </w:t>
+        <w:t xml:space="preserve"> (VU), </w:t>
       </w:r>
       <w:r>
         <w:rPr>
           <w:i/>
         </w:rPr>
-        <w:t>Niesslia lobariae</w:t>
+        <w:t>Calycina lobariae</w:t>
       </w:r>
       <w:r>
-        <w:t xml:space="preserve"> (rödlistad som Kunskapsbrist DD). Skrovelmössing (DD) har små svarta apothecier och bruna, 1-septerade sporer och Lunglavshårprick (DD) har brunhåriga perithecier och färglösa, 1-septerade sporer. Nyligen har ytterligare två lavparasiter påträffats i Sverige som växer på lunglav: </w:t>
+        <w:t xml:space="preserve"> (VU), lunglavsknapp (VU) och skrovelmössing (VU), som växer på lunglav. Rikliga förekomster med lunglav bör skyddas med biotopskydd, frivilliga avsättningar eller reservat (SLU Artdatabanken, 2026; Nitare &amp; Skogsstyrelsen, 2019).</w:t>
+      </w:r>
+    </w:p>
+    <w:p>
+      <w:r>
+        <w:t xml:space="preserve">Lunglav är typisk art för </w:t>
       </w:r>
       <w:r>
         <w:rPr>
           <w:i/>
         </w:rPr>
-        <w:t>Calycina alstrupii</w:t>
+        <w:t>9010 Taiga, 9020 Nordlig ädellövskog, 9110 Näringsfattig bokskog, 9130 Näringsrik bokskog, 9160 Näringsrik ekskog, 9180 Ädellövskog i branter, 9190 Näringsfattig ekskog, 9070 Trädklädd betesmark, 9040 Fjällbjörkskog</w:t>
       </w:r>
       <w:r>
-        <w:t xml:space="preserve"> (NA) och </w:t>
+        <w:t xml:space="preserve"> och</w:t>
       </w:r>
       <w:r>
         <w:rPr>
           <w:i/>
         </w:rPr>
-        <w:t>Chalara lobariae</w:t>
+        <w:t xml:space="preserve"> 6530 Lövängar</w:t>
       </w:r>
       <w:r>
-        <w:t xml:space="preserve"> (NA) (SLU Artdatabanken, 2025; SLU Artdatabanken, 2024; Nitare &amp; Skogsstyrelsen, 2019).</w:t>
+        <w:t xml:space="preserve"> (SLU Artdatabanken, 2026).</w:t>
       </w:r>
     </w:p>
     <w:p>
@@ -270,7 +331,7 @@
     </w:p>
     <w:p>
       <w:r>
-        <w:t xml:space="preserve">SLU Artdatabanken, 2024. </w:t>
+        <w:t xml:space="preserve">SLU Artdatabanken, 2026. </w:t>
       </w:r>
       <w:r>
         <w:rPr>
@@ -280,20 +341,6 @@
       </w:r>
       <w:r>
         <w:t>SLU Artdatabanken, Uppsala.</w:t>
-      </w:r>
-    </w:p>
-    <w:p>
-      <w:r>
-        <w:t xml:space="preserve">SLU Artdatabanken, 2025. </w:t>
-      </w:r>
-      <w:r>
-        <w:rPr>
-          <w:i/>
-        </w:rPr>
-        <w:t xml:space="preserve">Över 20 nya lavparasiter för Sverige. </w:t>
-      </w:r>
-      <w:r>
-        <w:t>https://www.slu.se/artdatabanken/arter-och-natur/artiklar/over-20-nya-lavparasiter-for-sverige/</w:t>
       </w:r>
     </w:p>
     <w:sectPr>
@@ -314,7 +361,7 @@
 </file>
 
 <file path=word/endnotes.xml><?xml version="1.0" encoding="utf-8"?>
-<w:endnotes xmlns:wpc="http://schemas.microsoft.com/office/word/2010/wordprocessingCanvas" xmlns:cx="http://schemas.microsoft.com/office/drawing/2014/chartex" xmlns:cx1="http://schemas.microsoft.com/office/drawing/2015/9/8/chartex" xmlns:cx2="http://schemas.microsoft.com/office/drawing/2015/10/21/chartex" xmlns:cx3="http://schemas.microsoft.com/office/drawing/2016/5/9/chartex" xmlns:cx4="http://schemas.microsoft.com/office/drawing/2016/5/10/chartex" xmlns:cx5="http://schemas.microsoft.com/office/drawing/2016/5/11/chartex" xmlns:cx6="http://schemas.microsoft.com/office/drawing/2016/5/12/chartex" xmlns:cx7="http://schemas.microsoft.com/office/drawing/2016/5/13/chartex" xmlns:cx8="http://schemas.microsoft.com/office/drawing/2016/5/14/chartex" xmlns:mc="http://schemas.openxmlformats.org/markup-compatibility/2006" xmlns:aink="http://schemas.microsoft.com/office/drawing/2016/ink" xmlns:am3d="http://schemas.microsoft.com/office/drawing/2017/model3d" xmlns:o="urn:schemas-microsoft-com:office:office" xmlns:oel="http://schemas.microsoft.com/office/2019/extlst" xmlns:r="http://schemas.openxmlformats.org/officeDocument/2006/relationships" xmlns:m="http://schemas.openxmlformats.org/officeDocument/2006/math" xmlns:v="urn:schemas-microsoft-com:vml" xmlns:wp14="http://schemas.microsoft.com/office/word/2010/wordprocessingDrawing" xmlns:wp="http://schemas.openxmlformats.org/drawingml/2006/wordprocessingDrawing" xmlns:w10="urn:schemas-microsoft-com:office:word" xmlns:w="http://schemas.openxmlformats.org/wordprocessingml/2006/main" xmlns:w14="http://schemas.microsoft.com/office/word/2010/wordml" xmlns:w15="http://schemas.microsoft.com/office/word/2012/wordml" xmlns:w16cex="http://schemas.microsoft.com/office/word/2018/wordml/cex" xmlns:w16cid="http://schemas.microsoft.com/office/word/2016/wordml/cid" xmlns:w16="http://schemas.microsoft.com/office/word/2018/wordml" xmlns:w16sdtdh="http://schemas.microsoft.com/office/word/2020/wordml/sdtdatahash" xmlns:w16se="http://schemas.microsoft.com/office/word/2015/wordml/symex" xmlns:wpg="http://schemas.microsoft.com/office/word/2010/wordprocessingGroup" xmlns:wpi="http://schemas.microsoft.com/office/word/2010/wordprocessingInk" xmlns:wne="http://schemas.microsoft.com/office/word/2006/wordml" xmlns:wps="http://schemas.microsoft.com/office/word/2010/wordprocessingShape" mc:Ignorable="w14 w15 w16se w16cid w16 w16cex w16sdtdh wp14">
+<w:endnotes xmlns:wpc="http://schemas.microsoft.com/office/word/2010/wordprocessingCanvas" xmlns:cx="http://schemas.microsoft.com/office/drawing/2014/chartex" xmlns:cx1="http://schemas.microsoft.com/office/drawing/2015/9/8/chartex" xmlns:cx2="http://schemas.microsoft.com/office/drawing/2015/10/21/chartex" xmlns:cx3="http://schemas.microsoft.com/office/drawing/2016/5/9/chartex" xmlns:cx4="http://schemas.microsoft.com/office/drawing/2016/5/10/chartex" xmlns:cx5="http://schemas.microsoft.com/office/drawing/2016/5/11/chartex" xmlns:cx6="http://schemas.microsoft.com/office/drawing/2016/5/12/chartex" xmlns:cx7="http://schemas.microsoft.com/office/drawing/2016/5/13/chartex" xmlns:cx8="http://schemas.microsoft.com/office/drawing/2016/5/14/chartex" xmlns:mc="http://schemas.openxmlformats.org/markup-compatibility/2006" xmlns:aink="http://schemas.microsoft.com/office/drawing/2016/ink" xmlns:am3d="http://schemas.microsoft.com/office/drawing/2017/model3d" xmlns:o="urn:schemas-microsoft-com:office:office" xmlns:oel="http://schemas.microsoft.com/office/2019/extlst" xmlns:r="http://schemas.openxmlformats.org/officeDocument/2006/relationships" xmlns:m="http://schemas.openxmlformats.org/officeDocument/2006/math" xmlns:v="urn:schemas-microsoft-com:vml" xmlns:wp14="http://schemas.microsoft.com/office/word/2010/wordprocessingDrawing" xmlns:wp="http://schemas.openxmlformats.org/drawingml/2006/wordprocessingDrawing" xmlns:w10="urn:schemas-microsoft-com:office:word" xmlns:w="http://schemas.openxmlformats.org/wordprocessingml/2006/main" xmlns:w14="http://schemas.microsoft.com/office/word/2010/wordml" xmlns:w15="http://schemas.microsoft.com/office/word/2012/wordml" xmlns:w16cex="http://schemas.microsoft.com/office/word/2018/wordml/cex" xmlns:w16cid="http://schemas.microsoft.com/office/word/2016/wordml/cid" xmlns:w16="http://schemas.microsoft.com/office/word/2018/wordml" xmlns:w16du="http://schemas.microsoft.com/office/word/2023/wordml/word16du" xmlns:w16sdtdh="http://schemas.microsoft.com/office/word/2020/wordml/sdtdatahash" xmlns:w16sdtfl="http://schemas.microsoft.com/office/word/2024/wordml/sdtformatlock" xmlns:w16se="http://schemas.microsoft.com/office/word/2015/wordml/symex" xmlns:wpg="http://schemas.microsoft.com/office/word/2010/wordprocessingGroup" xmlns:wpi="http://schemas.microsoft.com/office/word/2010/wordprocessingInk" xmlns:wne="http://schemas.microsoft.com/office/word/2006/wordml" xmlns:wps="http://schemas.microsoft.com/office/word/2010/wordprocessingShape" mc:Ignorable="w14 w15 w16se w16cid w16 w16cex w16sdtdh w16sdtfl w16du wp14">
   <w:endnote w:type="separator" w:id="-1">
     <w:p>
       <w:pPr>
@@ -339,7 +386,7 @@
 </file>
 
 <file path=word/footer1.xml><?xml version="1.0" encoding="utf-8"?>
-<w:ftr xmlns:wpc="http://schemas.microsoft.com/office/word/2010/wordprocessingCanvas" xmlns:cx="http://schemas.microsoft.com/office/drawing/2014/chartex" xmlns:cx1="http://schemas.microsoft.com/office/drawing/2015/9/8/chartex" xmlns:cx2="http://schemas.microsoft.com/office/drawing/2015/10/21/chartex" xmlns:cx3="http://schemas.microsoft.com/office/drawing/2016/5/9/chartex" xmlns:cx4="http://schemas.microsoft.com/office/drawing/2016/5/10/chartex" xmlns:cx5="http://schemas.microsoft.com/office/drawing/2016/5/11/chartex" xmlns:cx6="http://schemas.microsoft.com/office/drawing/2016/5/12/chartex" xmlns:cx7="http://schemas.microsoft.com/office/drawing/2016/5/13/chartex" xmlns:cx8="http://schemas.microsoft.com/office/drawing/2016/5/14/chartex" xmlns:mc="http://schemas.openxmlformats.org/markup-compatibility/2006" xmlns:aink="http://schemas.microsoft.com/office/drawing/2016/ink" xmlns:am3d="http://schemas.microsoft.com/office/drawing/2017/model3d" xmlns:o="urn:schemas-microsoft-com:office:office" xmlns:oel="http://schemas.microsoft.com/office/2019/extlst" xmlns:r="http://schemas.openxmlformats.org/officeDocument/2006/relationships" xmlns:m="http://schemas.openxmlformats.org/officeDocument/2006/math" xmlns:v="urn:schemas-microsoft-com:vml" xmlns:wp14="http://schemas.microsoft.com/office/word/2010/wordprocessingDrawing" xmlns:wp="http://schemas.openxmlformats.org/drawingml/2006/wordprocessingDrawing" xmlns:w10="urn:schemas-microsoft-com:office:word" xmlns:w="http://schemas.openxmlformats.org/wordprocessingml/2006/main" xmlns:w14="http://schemas.microsoft.com/office/word/2010/wordml" xmlns:w15="http://schemas.microsoft.com/office/word/2012/wordml" xmlns:w16cex="http://schemas.microsoft.com/office/word/2018/wordml/cex" xmlns:w16cid="http://schemas.microsoft.com/office/word/2016/wordml/cid" xmlns:w16="http://schemas.microsoft.com/office/word/2018/wordml" xmlns:w16sdtdh="http://schemas.microsoft.com/office/word/2020/wordml/sdtdatahash" xmlns:w16se="http://schemas.microsoft.com/office/word/2015/wordml/symex" xmlns:wpg="http://schemas.microsoft.com/office/word/2010/wordprocessingGroup" xmlns:wpi="http://schemas.microsoft.com/office/word/2010/wordprocessingInk" xmlns:wne="http://schemas.microsoft.com/office/word/2006/wordml" xmlns:wps="http://schemas.microsoft.com/office/word/2010/wordprocessingShape" mc:Ignorable="w14 w15 w16se w16cid w16 w16cex w16sdtdh wp14">
+<w:ftr xmlns:wpc="http://schemas.microsoft.com/office/word/2010/wordprocessingCanvas" xmlns:cx="http://schemas.microsoft.com/office/drawing/2014/chartex" xmlns:cx1="http://schemas.microsoft.com/office/drawing/2015/9/8/chartex" xmlns:cx2="http://schemas.microsoft.com/office/drawing/2015/10/21/chartex" xmlns:cx3="http://schemas.microsoft.com/office/drawing/2016/5/9/chartex" xmlns:cx4="http://schemas.microsoft.com/office/drawing/2016/5/10/chartex" xmlns:cx5="http://schemas.microsoft.com/office/drawing/2016/5/11/chartex" xmlns:cx6="http://schemas.microsoft.com/office/drawing/2016/5/12/chartex" xmlns:cx7="http://schemas.microsoft.com/office/drawing/2016/5/13/chartex" xmlns:cx8="http://schemas.microsoft.com/office/drawing/2016/5/14/chartex" xmlns:mc="http://schemas.openxmlformats.org/markup-compatibility/2006" xmlns:aink="http://schemas.microsoft.com/office/drawing/2016/ink" xmlns:am3d="http://schemas.microsoft.com/office/drawing/2017/model3d" xmlns:o="urn:schemas-microsoft-com:office:office" xmlns:oel="http://schemas.microsoft.com/office/2019/extlst" xmlns:r="http://schemas.openxmlformats.org/officeDocument/2006/relationships" xmlns:m="http://schemas.openxmlformats.org/officeDocument/2006/math" xmlns:v="urn:schemas-microsoft-com:vml" xmlns:wp14="http://schemas.microsoft.com/office/word/2010/wordprocessingDrawing" xmlns:wp="http://schemas.openxmlformats.org/drawingml/2006/wordprocessingDrawing" xmlns:w10="urn:schemas-microsoft-com:office:word" xmlns:w="http://schemas.openxmlformats.org/wordprocessingml/2006/main" xmlns:w14="http://schemas.microsoft.com/office/word/2010/wordml" xmlns:w15="http://schemas.microsoft.com/office/word/2012/wordml" xmlns:w16cex="http://schemas.microsoft.com/office/word/2018/wordml/cex" xmlns:w16cid="http://schemas.microsoft.com/office/word/2016/wordml/cid" xmlns:w16="http://schemas.microsoft.com/office/word/2018/wordml" xmlns:w16du="http://schemas.microsoft.com/office/word/2023/wordml/word16du" xmlns:w16sdtdh="http://schemas.microsoft.com/office/word/2020/wordml/sdtdatahash" xmlns:w16sdtfl="http://schemas.microsoft.com/office/word/2024/wordml/sdtformatlock" xmlns:w16se="http://schemas.microsoft.com/office/word/2015/wordml/symex" xmlns:wpg="http://schemas.microsoft.com/office/word/2010/wordprocessingGroup" xmlns:wpi="http://schemas.microsoft.com/office/word/2010/wordprocessingInk" xmlns:wne="http://schemas.microsoft.com/office/word/2006/wordml" xmlns:wps="http://schemas.microsoft.com/office/word/2010/wordprocessingShape" mc:Ignorable="w14 w15 w16se w16cid w16 w16cex w16sdtdh w16sdtfl w16du wp14">
   <w:p>
     <w:pPr>
       <w:pStyle w:val="Footer"/>
@@ -349,7 +396,7 @@
 </file>
 
 <file path=word/footer2.xml><?xml version="1.0" encoding="utf-8"?>
-<w:ftr xmlns:wpc="http://schemas.microsoft.com/office/word/2010/wordprocessingCanvas" xmlns:cx="http://schemas.microsoft.com/office/drawing/2014/chartex" xmlns:cx1="http://schemas.microsoft.com/office/drawing/2015/9/8/chartex" xmlns:cx2="http://schemas.microsoft.com/office/drawing/2015/10/21/chartex" xmlns:cx3="http://schemas.microsoft.com/office/drawing/2016/5/9/chartex" xmlns:cx4="http://schemas.microsoft.com/office/drawing/2016/5/10/chartex" xmlns:cx5="http://schemas.microsoft.com/office/drawing/2016/5/11/chartex" xmlns:cx6="http://schemas.microsoft.com/office/drawing/2016/5/12/chartex" xmlns:cx7="http://schemas.microsoft.com/office/drawing/2016/5/13/chartex" xmlns:cx8="http://schemas.microsoft.com/office/drawing/2016/5/14/chartex" xmlns:mc="http://schemas.openxmlformats.org/markup-compatibility/2006" xmlns:aink="http://schemas.microsoft.com/office/drawing/2016/ink" xmlns:am3d="http://schemas.microsoft.com/office/drawing/2017/model3d" xmlns:o="urn:schemas-microsoft-com:office:office" xmlns:oel="http://schemas.microsoft.com/office/2019/extlst" xmlns:r="http://schemas.openxmlformats.org/officeDocument/2006/relationships" xmlns:m="http://schemas.openxmlformats.org/officeDocument/2006/math" xmlns:v="urn:schemas-microsoft-com:vml" xmlns:wp14="http://schemas.microsoft.com/office/word/2010/wordprocessingDrawing" xmlns:wp="http://schemas.openxmlformats.org/drawingml/2006/wordprocessingDrawing" xmlns:w10="urn:schemas-microsoft-com:office:word" xmlns:w="http://schemas.openxmlformats.org/wordprocessingml/2006/main" xmlns:w14="http://schemas.microsoft.com/office/word/2010/wordml" xmlns:w15="http://schemas.microsoft.com/office/word/2012/wordml" xmlns:w16cex="http://schemas.microsoft.com/office/word/2018/wordml/cex" xmlns:w16cid="http://schemas.microsoft.com/office/word/2016/wordml/cid" xmlns:w16="http://schemas.microsoft.com/office/word/2018/wordml" xmlns:w16sdtdh="http://schemas.microsoft.com/office/word/2020/wordml/sdtdatahash" xmlns:w16se="http://schemas.microsoft.com/office/word/2015/wordml/symex" xmlns:wpg="http://schemas.microsoft.com/office/word/2010/wordprocessingGroup" xmlns:wpi="http://schemas.microsoft.com/office/word/2010/wordprocessingInk" xmlns:wne="http://schemas.microsoft.com/office/word/2006/wordml" xmlns:wps="http://schemas.microsoft.com/office/word/2010/wordprocessingShape" mc:Ignorable="w14 w15 w16se w16cid w16 w16cex w16sdtdh wp14">
+<w:ftr xmlns:wpc="http://schemas.microsoft.com/office/word/2010/wordprocessingCanvas" xmlns:cx="http://schemas.microsoft.com/office/drawing/2014/chartex" xmlns:cx1="http://schemas.microsoft.com/office/drawing/2015/9/8/chartex" xmlns:cx2="http://schemas.microsoft.com/office/drawing/2015/10/21/chartex" xmlns:cx3="http://schemas.microsoft.com/office/drawing/2016/5/9/chartex" xmlns:cx4="http://schemas.microsoft.com/office/drawing/2016/5/10/chartex" xmlns:cx5="http://schemas.microsoft.com/office/drawing/2016/5/11/chartex" xmlns:cx6="http://schemas.microsoft.com/office/drawing/2016/5/12/chartex" xmlns:cx7="http://schemas.microsoft.com/office/drawing/2016/5/13/chartex" xmlns:cx8="http://schemas.microsoft.com/office/drawing/2016/5/14/chartex" xmlns:mc="http://schemas.openxmlformats.org/markup-compatibility/2006" xmlns:aink="http://schemas.microsoft.com/office/drawing/2016/ink" xmlns:am3d="http://schemas.microsoft.com/office/drawing/2017/model3d" xmlns:o="urn:schemas-microsoft-com:office:office" xmlns:oel="http://schemas.microsoft.com/office/2019/extlst" xmlns:r="http://schemas.openxmlformats.org/officeDocument/2006/relationships" xmlns:m="http://schemas.openxmlformats.org/officeDocument/2006/math" xmlns:v="urn:schemas-microsoft-com:vml" xmlns:wp14="http://schemas.microsoft.com/office/word/2010/wordprocessingDrawing" xmlns:wp="http://schemas.openxmlformats.org/drawingml/2006/wordprocessingDrawing" xmlns:w10="urn:schemas-microsoft-com:office:word" xmlns:w="http://schemas.openxmlformats.org/wordprocessingml/2006/main" xmlns:w14="http://schemas.microsoft.com/office/word/2010/wordml" xmlns:w15="http://schemas.microsoft.com/office/word/2012/wordml" xmlns:w16cex="http://schemas.microsoft.com/office/word/2018/wordml/cex" xmlns:w16cid="http://schemas.microsoft.com/office/word/2016/wordml/cid" xmlns:w16="http://schemas.microsoft.com/office/word/2018/wordml" xmlns:w16du="http://schemas.microsoft.com/office/word/2023/wordml/word16du" xmlns:w16sdtdh="http://schemas.microsoft.com/office/word/2020/wordml/sdtdatahash" xmlns:w16sdtfl="http://schemas.microsoft.com/office/word/2024/wordml/sdtformatlock" xmlns:w16se="http://schemas.microsoft.com/office/word/2015/wordml/symex" xmlns:wpg="http://schemas.microsoft.com/office/word/2010/wordprocessingGroup" xmlns:wpi="http://schemas.microsoft.com/office/word/2010/wordprocessingInk" xmlns:wne="http://schemas.microsoft.com/office/word/2006/wordml" xmlns:wps="http://schemas.microsoft.com/office/word/2010/wordprocessingShape" mc:Ignorable="w14 w15 w16se w16cid w16 w16cex w16sdtdh w16sdtfl w16du wp14">
   <w:p>
     <w:pPr>
       <w:pStyle w:val="Footer"/>
@@ -359,7 +406,7 @@
 </file>
 
 <file path=word/footer3.xml><?xml version="1.0" encoding="utf-8"?>
-<w:ftr xmlns:wpc="http://schemas.microsoft.com/office/word/2010/wordprocessingCanvas" xmlns:cx="http://schemas.microsoft.com/office/drawing/2014/chartex" xmlns:cx1="http://schemas.microsoft.com/office/drawing/2015/9/8/chartex" xmlns:cx2="http://schemas.microsoft.com/office/drawing/2015/10/21/chartex" xmlns:cx3="http://schemas.microsoft.com/office/drawing/2016/5/9/chartex" xmlns:cx4="http://schemas.microsoft.com/office/drawing/2016/5/10/chartex" xmlns:cx5="http://schemas.microsoft.com/office/drawing/2016/5/11/chartex" xmlns:cx6="http://schemas.microsoft.com/office/drawing/2016/5/12/chartex" xmlns:cx7="http://schemas.microsoft.com/office/drawing/2016/5/13/chartex" xmlns:cx8="http://schemas.microsoft.com/office/drawing/2016/5/14/chartex" xmlns:mc="http://schemas.openxmlformats.org/markup-compatibility/2006" xmlns:aink="http://schemas.microsoft.com/office/drawing/2016/ink" xmlns:am3d="http://schemas.microsoft.com/office/drawing/2017/model3d" xmlns:o="urn:schemas-microsoft-com:office:office" xmlns:oel="http://schemas.microsoft.com/office/2019/extlst" xmlns:r="http://schemas.openxmlformats.org/officeDocument/2006/relationships" xmlns:m="http://schemas.openxmlformats.org/officeDocument/2006/math" xmlns:v="urn:schemas-microsoft-com:vml" xmlns:wp14="http://schemas.microsoft.com/office/word/2010/wordprocessingDrawing" xmlns:wp="http://schemas.openxmlformats.org/drawingml/2006/wordprocessingDrawing" xmlns:w10="urn:schemas-microsoft-com:office:word" xmlns:w="http://schemas.openxmlformats.org/wordprocessingml/2006/main" xmlns:w14="http://schemas.microsoft.com/office/word/2010/wordml" xmlns:w15="http://schemas.microsoft.com/office/word/2012/wordml" xmlns:w16cex="http://schemas.microsoft.com/office/word/2018/wordml/cex" xmlns:w16cid="http://schemas.microsoft.com/office/word/2016/wordml/cid" xmlns:w16="http://schemas.microsoft.com/office/word/2018/wordml" xmlns:w16sdtdh="http://schemas.microsoft.com/office/word/2020/wordml/sdtdatahash" xmlns:w16se="http://schemas.microsoft.com/office/word/2015/wordml/symex" xmlns:wpg="http://schemas.microsoft.com/office/word/2010/wordprocessingGroup" xmlns:wpi="http://schemas.microsoft.com/office/word/2010/wordprocessingInk" xmlns:wne="http://schemas.microsoft.com/office/word/2006/wordml" xmlns:wps="http://schemas.microsoft.com/office/word/2010/wordprocessingShape" mc:Ignorable="w14 w15 w16se w16cid w16 w16cex w16sdtdh wp14">
+<w:ftr xmlns:wpc="http://schemas.microsoft.com/office/word/2010/wordprocessingCanvas" xmlns:cx="http://schemas.microsoft.com/office/drawing/2014/chartex" xmlns:cx1="http://schemas.microsoft.com/office/drawing/2015/9/8/chartex" xmlns:cx2="http://schemas.microsoft.com/office/drawing/2015/10/21/chartex" xmlns:cx3="http://schemas.microsoft.com/office/drawing/2016/5/9/chartex" xmlns:cx4="http://schemas.microsoft.com/office/drawing/2016/5/10/chartex" xmlns:cx5="http://schemas.microsoft.com/office/drawing/2016/5/11/chartex" xmlns:cx6="http://schemas.microsoft.com/office/drawing/2016/5/12/chartex" xmlns:cx7="http://schemas.microsoft.com/office/drawing/2016/5/13/chartex" xmlns:cx8="http://schemas.microsoft.com/office/drawing/2016/5/14/chartex" xmlns:mc="http://schemas.openxmlformats.org/markup-compatibility/2006" xmlns:aink="http://schemas.microsoft.com/office/drawing/2016/ink" xmlns:am3d="http://schemas.microsoft.com/office/drawing/2017/model3d" xmlns:o="urn:schemas-microsoft-com:office:office" xmlns:oel="http://schemas.microsoft.com/office/2019/extlst" xmlns:r="http://schemas.openxmlformats.org/officeDocument/2006/relationships" xmlns:m="http://schemas.openxmlformats.org/officeDocument/2006/math" xmlns:v="urn:schemas-microsoft-com:vml" xmlns:wp14="http://schemas.microsoft.com/office/word/2010/wordprocessingDrawing" xmlns:wp="http://schemas.openxmlformats.org/drawingml/2006/wordprocessingDrawing" xmlns:w10="urn:schemas-microsoft-com:office:word" xmlns:w="http://schemas.openxmlformats.org/wordprocessingml/2006/main" xmlns:w14="http://schemas.microsoft.com/office/word/2010/wordml" xmlns:w15="http://schemas.microsoft.com/office/word/2012/wordml" xmlns:w16cex="http://schemas.microsoft.com/office/word/2018/wordml/cex" xmlns:w16cid="http://schemas.microsoft.com/office/word/2016/wordml/cid" xmlns:w16="http://schemas.microsoft.com/office/word/2018/wordml" xmlns:w16du="http://schemas.microsoft.com/office/word/2023/wordml/word16du" xmlns:w16sdtdh="http://schemas.microsoft.com/office/word/2020/wordml/sdtdatahash" xmlns:w16sdtfl="http://schemas.microsoft.com/office/word/2024/wordml/sdtformatlock" xmlns:w16se="http://schemas.microsoft.com/office/word/2015/wordml/symex" xmlns:wpg="http://schemas.microsoft.com/office/word/2010/wordprocessingGroup" xmlns:wpi="http://schemas.microsoft.com/office/word/2010/wordprocessingInk" xmlns:wne="http://schemas.microsoft.com/office/word/2006/wordml" xmlns:wps="http://schemas.microsoft.com/office/word/2010/wordprocessingShape" mc:Ignorable="w14 w15 w16se w16cid w16 w16cex w16sdtdh w16sdtfl w16du wp14">
   <w:p>
     <w:pPr>
       <w:pStyle w:val="Footer"/>
@@ -369,7 +416,7 @@
 </file>
 
 <file path=word/footnotes.xml><?xml version="1.0" encoding="utf-8"?>
-<w:footnotes xmlns:wpc="http://schemas.microsoft.com/office/word/2010/wordprocessingCanvas" xmlns:cx="http://schemas.microsoft.com/office/drawing/2014/chartex" xmlns:cx1="http://schemas.microsoft.com/office/drawing/2015/9/8/chartex" xmlns:cx2="http://schemas.microsoft.com/office/drawing/2015/10/21/chartex" xmlns:cx3="http://schemas.microsoft.com/office/drawing/2016/5/9/chartex" xmlns:cx4="http://schemas.microsoft.com/office/drawing/2016/5/10/chartex" xmlns:cx5="http://schemas.microsoft.com/office/drawing/2016/5/11/chartex" xmlns:cx6="http://schemas.microsoft.com/office/drawing/2016/5/12/chartex" xmlns:cx7="http://schemas.microsoft.com/office/drawing/2016/5/13/chartex" xmlns:cx8="http://schemas.microsoft.com/office/drawing/2016/5/14/chartex" xmlns:mc="http://schemas.openxmlformats.org/markup-compatibility/2006" xmlns:aink="http://schemas.microsoft.com/office/drawing/2016/ink" xmlns:am3d="http://schemas.microsoft.com/office/drawing/2017/model3d" xmlns:o="urn:schemas-microsoft-com:office:office" xmlns:oel="http://schemas.microsoft.com/office/2019/extlst" xmlns:r="http://schemas.openxmlformats.org/officeDocument/2006/relationships" xmlns:m="http://schemas.openxmlformats.org/officeDocument/2006/math" xmlns:v="urn:schemas-microsoft-com:vml" xmlns:wp14="http://schemas.microsoft.com/office/word/2010/wordprocessingDrawing" xmlns:wp="http://schemas.openxmlformats.org/drawingml/2006/wordprocessingDrawing" xmlns:w10="urn:schemas-microsoft-com:office:word" xmlns:w="http://schemas.openxmlformats.org/wordprocessingml/2006/main" xmlns:w14="http://schemas.microsoft.com/office/word/2010/wordml" xmlns:w15="http://schemas.microsoft.com/office/word/2012/wordml" xmlns:w16cex="http://schemas.microsoft.com/office/word/2018/wordml/cex" xmlns:w16cid="http://schemas.microsoft.com/office/word/2016/wordml/cid" xmlns:w16="http://schemas.microsoft.com/office/word/2018/wordml" xmlns:w16sdtdh="http://schemas.microsoft.com/office/word/2020/wordml/sdtdatahash" xmlns:w16se="http://schemas.microsoft.com/office/word/2015/wordml/symex" xmlns:wpg="http://schemas.microsoft.com/office/word/2010/wordprocessingGroup" xmlns:wpi="http://schemas.microsoft.com/office/word/2010/wordprocessingInk" xmlns:wne="http://schemas.microsoft.com/office/word/2006/wordml" xmlns:wps="http://schemas.microsoft.com/office/word/2010/wordprocessingShape" mc:Ignorable="w14 w15 w16se w16cid w16 w16cex w16sdtdh wp14">
+<w:footnotes xmlns:wpc="http://schemas.microsoft.com/office/word/2010/wordprocessingCanvas" xmlns:cx="http://schemas.microsoft.com/office/drawing/2014/chartex" xmlns:cx1="http://schemas.microsoft.com/office/drawing/2015/9/8/chartex" xmlns:cx2="http://schemas.microsoft.com/office/drawing/2015/10/21/chartex" xmlns:cx3="http://schemas.microsoft.com/office/drawing/2016/5/9/chartex" xmlns:cx4="http://schemas.microsoft.com/office/drawing/2016/5/10/chartex" xmlns:cx5="http://schemas.microsoft.com/office/drawing/2016/5/11/chartex" xmlns:cx6="http://schemas.microsoft.com/office/drawing/2016/5/12/chartex" xmlns:cx7="http://schemas.microsoft.com/office/drawing/2016/5/13/chartex" xmlns:cx8="http://schemas.microsoft.com/office/drawing/2016/5/14/chartex" xmlns:mc="http://schemas.openxmlformats.org/markup-compatibility/2006" xmlns:aink="http://schemas.microsoft.com/office/drawing/2016/ink" xmlns:am3d="http://schemas.microsoft.com/office/drawing/2017/model3d" xmlns:o="urn:schemas-microsoft-com:office:office" xmlns:oel="http://schemas.microsoft.com/office/2019/extlst" xmlns:r="http://schemas.openxmlformats.org/officeDocument/2006/relationships" xmlns:m="http://schemas.openxmlformats.org/officeDocument/2006/math" xmlns:v="urn:schemas-microsoft-com:vml" xmlns:wp14="http://schemas.microsoft.com/office/word/2010/wordprocessingDrawing" xmlns:wp="http://schemas.openxmlformats.org/drawingml/2006/wordprocessingDrawing" xmlns:w10="urn:schemas-microsoft-com:office:word" xmlns:w="http://schemas.openxmlformats.org/wordprocessingml/2006/main" xmlns:w14="http://schemas.microsoft.com/office/word/2010/wordml" xmlns:w15="http://schemas.microsoft.com/office/word/2012/wordml" xmlns:w16cex="http://schemas.microsoft.com/office/word/2018/wordml/cex" xmlns:w16cid="http://schemas.microsoft.com/office/word/2016/wordml/cid" xmlns:w16="http://schemas.microsoft.com/office/word/2018/wordml" xmlns:w16du="http://schemas.microsoft.com/office/word/2023/wordml/word16du" xmlns:w16sdtdh="http://schemas.microsoft.com/office/word/2020/wordml/sdtdatahash" xmlns:w16sdtfl="http://schemas.microsoft.com/office/word/2024/wordml/sdtformatlock" xmlns:w16se="http://schemas.microsoft.com/office/word/2015/wordml/symex" xmlns:wpg="http://schemas.microsoft.com/office/word/2010/wordprocessingGroup" xmlns:wpi="http://schemas.microsoft.com/office/word/2010/wordprocessingInk" xmlns:wne="http://schemas.microsoft.com/office/word/2006/wordml" xmlns:wps="http://schemas.microsoft.com/office/word/2010/wordprocessingShape" mc:Ignorable="w14 w15 w16se w16cid w16 w16cex w16sdtdh w16sdtfl w16du wp14">
   <w:footnote w:type="separator" w:id="-1">
     <w:p>
       <w:pPr>
@@ -394,7 +441,7 @@
 </file>
 
 <file path=word/header1.xml><?xml version="1.0" encoding="utf-8"?>
-<w:hdr xmlns:wpc="http://schemas.microsoft.com/office/word/2010/wordprocessingCanvas" xmlns:cx="http://schemas.microsoft.com/office/drawing/2014/chartex" xmlns:cx1="http://schemas.microsoft.com/office/drawing/2015/9/8/chartex" xmlns:cx2="http://schemas.microsoft.com/office/drawing/2015/10/21/chartex" xmlns:cx3="http://schemas.microsoft.com/office/drawing/2016/5/9/chartex" xmlns:cx4="http://schemas.microsoft.com/office/drawing/2016/5/10/chartex" xmlns:cx5="http://schemas.microsoft.com/office/drawing/2016/5/11/chartex" xmlns:cx6="http://schemas.microsoft.com/office/drawing/2016/5/12/chartex" xmlns:cx7="http://schemas.microsoft.com/office/drawing/2016/5/13/chartex" xmlns:cx8="http://schemas.microsoft.com/office/drawing/2016/5/14/chartex" xmlns:mc="http://schemas.openxmlformats.org/markup-compatibility/2006" xmlns:aink="http://schemas.microsoft.com/office/drawing/2016/ink" xmlns:am3d="http://schemas.microsoft.com/office/drawing/2017/model3d" xmlns:o="urn:schemas-microsoft-com:office:office" xmlns:oel="http://schemas.microsoft.com/office/2019/extlst" xmlns:r="http://schemas.openxmlformats.org/officeDocument/2006/relationships" xmlns:m="http://schemas.openxmlformats.org/officeDocument/2006/math" xmlns:v="urn:schemas-microsoft-com:vml" xmlns:wp14="http://schemas.microsoft.com/office/word/2010/wordprocessingDrawing" xmlns:wp="http://schemas.openxmlformats.org/drawingml/2006/wordprocessingDrawing" xmlns:w10="urn:schemas-microsoft-com:office:word" xmlns:w="http://schemas.openxmlformats.org/wordprocessingml/2006/main" xmlns:w14="http://schemas.microsoft.com/office/word/2010/wordml" xmlns:w15="http://schemas.microsoft.com/office/word/2012/wordml" xmlns:w16cex="http://schemas.microsoft.com/office/word/2018/wordml/cex" xmlns:w16cid="http://schemas.microsoft.com/office/word/2016/wordml/cid" xmlns:w16="http://schemas.microsoft.com/office/word/2018/wordml" xmlns:w16sdtdh="http://schemas.microsoft.com/office/word/2020/wordml/sdtdatahash" xmlns:w16se="http://schemas.microsoft.com/office/word/2015/wordml/symex" xmlns:wpg="http://schemas.microsoft.com/office/word/2010/wordprocessingGroup" xmlns:wpi="http://schemas.microsoft.com/office/word/2010/wordprocessingInk" xmlns:wne="http://schemas.microsoft.com/office/word/2006/wordml" xmlns:wps="http://schemas.microsoft.com/office/word/2010/wordprocessingShape" mc:Ignorable="w14 w15 w16se w16cid w16 w16cex w16sdtdh wp14">
+<w:hdr xmlns:wpc="http://schemas.microsoft.com/office/word/2010/wordprocessingCanvas" xmlns:cx="http://schemas.microsoft.com/office/drawing/2014/chartex" xmlns:cx1="http://schemas.microsoft.com/office/drawing/2015/9/8/chartex" xmlns:cx2="http://schemas.microsoft.com/office/drawing/2015/10/21/chartex" xmlns:cx3="http://schemas.microsoft.com/office/drawing/2016/5/9/chartex" xmlns:cx4="http://schemas.microsoft.com/office/drawing/2016/5/10/chartex" xmlns:cx5="http://schemas.microsoft.com/office/drawing/2016/5/11/chartex" xmlns:cx6="http://schemas.microsoft.com/office/drawing/2016/5/12/chartex" xmlns:cx7="http://schemas.microsoft.com/office/drawing/2016/5/13/chartex" xmlns:cx8="http://schemas.microsoft.com/office/drawing/2016/5/14/chartex" xmlns:mc="http://schemas.openxmlformats.org/markup-compatibility/2006" xmlns:aink="http://schemas.microsoft.com/office/drawing/2016/ink" xmlns:am3d="http://schemas.microsoft.com/office/drawing/2017/model3d" xmlns:o="urn:schemas-microsoft-com:office:office" xmlns:oel="http://schemas.microsoft.com/office/2019/extlst" xmlns:r="http://schemas.openxmlformats.org/officeDocument/2006/relationships" xmlns:m="http://schemas.openxmlformats.org/officeDocument/2006/math" xmlns:v="urn:schemas-microsoft-com:vml" xmlns:wp14="http://schemas.microsoft.com/office/word/2010/wordprocessingDrawing" xmlns:wp="http://schemas.openxmlformats.org/drawingml/2006/wordprocessingDrawing" xmlns:w10="urn:schemas-microsoft-com:office:word" xmlns:w="http://schemas.openxmlformats.org/wordprocessingml/2006/main" xmlns:w14="http://schemas.microsoft.com/office/word/2010/wordml" xmlns:w15="http://schemas.microsoft.com/office/word/2012/wordml" xmlns:w16cex="http://schemas.microsoft.com/office/word/2018/wordml/cex" xmlns:w16cid="http://schemas.microsoft.com/office/word/2016/wordml/cid" xmlns:w16="http://schemas.microsoft.com/office/word/2018/wordml" xmlns:w16du="http://schemas.microsoft.com/office/word/2023/wordml/word16du" xmlns:w16sdtdh="http://schemas.microsoft.com/office/word/2020/wordml/sdtdatahash" xmlns:w16sdtfl="http://schemas.microsoft.com/office/word/2024/wordml/sdtformatlock" xmlns:w16se="http://schemas.microsoft.com/office/word/2015/wordml/symex" xmlns:wpg="http://schemas.microsoft.com/office/word/2010/wordprocessingGroup" xmlns:wpi="http://schemas.microsoft.com/office/word/2010/wordprocessingInk" xmlns:wne="http://schemas.microsoft.com/office/word/2006/wordml" xmlns:wps="http://schemas.microsoft.com/office/word/2010/wordprocessingShape" mc:Ignorable="w14 w15 w16se w16cid w16 w16cex w16sdtdh w16sdtfl w16du wp14">
   <w:p>
     <w:pPr>
       <w:pStyle w:val="Header"/>
@@ -404,7 +451,7 @@
 </file>
 
 <file path=word/header2.xml><?xml version="1.0" encoding="utf-8"?>
-<w:hdr xmlns:wpc="http://schemas.microsoft.com/office/word/2010/wordprocessingCanvas" xmlns:cx="http://schemas.microsoft.com/office/drawing/2014/chartex" xmlns:cx1="http://schemas.microsoft.com/office/drawing/2015/9/8/chartex" xmlns:cx2="http://schemas.microsoft.com/office/drawing/2015/10/21/chartex" xmlns:cx3="http://schemas.microsoft.com/office/drawing/2016/5/9/chartex" xmlns:cx4="http://schemas.microsoft.com/office/drawing/2016/5/10/chartex" xmlns:cx5="http://schemas.microsoft.com/office/drawing/2016/5/11/chartex" xmlns:cx6="http://schemas.microsoft.com/office/drawing/2016/5/12/chartex" xmlns:cx7="http://schemas.microsoft.com/office/drawing/2016/5/13/chartex" xmlns:cx8="http://schemas.microsoft.com/office/drawing/2016/5/14/chartex" xmlns:mc="http://schemas.openxmlformats.org/markup-compatibility/2006" xmlns:aink="http://schemas.microsoft.com/office/drawing/2016/ink" xmlns:am3d="http://schemas.microsoft.com/office/drawing/2017/model3d" xmlns:o="urn:schemas-microsoft-com:office:office" xmlns:oel="http://schemas.microsoft.com/office/2019/extlst" xmlns:r="http://schemas.openxmlformats.org/officeDocument/2006/relationships" xmlns:m="http://schemas.openxmlformats.org/officeDocument/2006/math" xmlns:v="urn:schemas-microsoft-com:vml" xmlns:wp14="http://schemas.microsoft.com/office/word/2010/wordprocessingDrawing" xmlns:wp="http://schemas.openxmlformats.org/drawingml/2006/wordprocessingDrawing" xmlns:w10="urn:schemas-microsoft-com:office:word" xmlns:w="http://schemas.openxmlformats.org/wordprocessingml/2006/main" xmlns:w14="http://schemas.microsoft.com/office/word/2010/wordml" xmlns:w15="http://schemas.microsoft.com/office/word/2012/wordml" xmlns:w16cex="http://schemas.microsoft.com/office/word/2018/wordml/cex" xmlns:w16cid="http://schemas.microsoft.com/office/word/2016/wordml/cid" xmlns:w16="http://schemas.microsoft.com/office/word/2018/wordml" xmlns:w16sdtdh="http://schemas.microsoft.com/office/word/2020/wordml/sdtdatahash" xmlns:w16se="http://schemas.microsoft.com/office/word/2015/wordml/symex" xmlns:wpg="http://schemas.microsoft.com/office/word/2010/wordprocessingGroup" xmlns:wpi="http://schemas.microsoft.com/office/word/2010/wordprocessingInk" xmlns:wne="http://schemas.microsoft.com/office/word/2006/wordml" xmlns:wps="http://schemas.microsoft.com/office/word/2010/wordprocessingShape" mc:Ignorable="w14 w15 w16se w16cid w16 w16cex w16sdtdh wp14">
+<w:hdr xmlns:wpc="http://schemas.microsoft.com/office/word/2010/wordprocessingCanvas" xmlns:cx="http://schemas.microsoft.com/office/drawing/2014/chartex" xmlns:cx1="http://schemas.microsoft.com/office/drawing/2015/9/8/chartex" xmlns:cx2="http://schemas.microsoft.com/office/drawing/2015/10/21/chartex" xmlns:cx3="http://schemas.microsoft.com/office/drawing/2016/5/9/chartex" xmlns:cx4="http://schemas.microsoft.com/office/drawing/2016/5/10/chartex" xmlns:cx5="http://schemas.microsoft.com/office/drawing/2016/5/11/chartex" xmlns:cx6="http://schemas.microsoft.com/office/drawing/2016/5/12/chartex" xmlns:cx7="http://schemas.microsoft.com/office/drawing/2016/5/13/chartex" xmlns:cx8="http://schemas.microsoft.com/office/drawing/2016/5/14/chartex" xmlns:mc="http://schemas.openxmlformats.org/markup-compatibility/2006" xmlns:aink="http://schemas.microsoft.com/office/drawing/2016/ink" xmlns:am3d="http://schemas.microsoft.com/office/drawing/2017/model3d" xmlns:o="urn:schemas-microsoft-com:office:office" xmlns:oel="http://schemas.microsoft.com/office/2019/extlst" xmlns:r="http://schemas.openxmlformats.org/officeDocument/2006/relationships" xmlns:m="http://schemas.openxmlformats.org/officeDocument/2006/math" xmlns:v="urn:schemas-microsoft-com:vml" xmlns:wp14="http://schemas.microsoft.com/office/word/2010/wordprocessingDrawing" xmlns:wp="http://schemas.openxmlformats.org/drawingml/2006/wordprocessingDrawing" xmlns:w10="urn:schemas-microsoft-com:office:word" xmlns:w="http://schemas.openxmlformats.org/wordprocessingml/2006/main" xmlns:w14="http://schemas.microsoft.com/office/word/2010/wordml" xmlns:w15="http://schemas.microsoft.com/office/word/2012/wordml" xmlns:w16cex="http://schemas.microsoft.com/office/word/2018/wordml/cex" xmlns:w16cid="http://schemas.microsoft.com/office/word/2016/wordml/cid" xmlns:w16="http://schemas.microsoft.com/office/word/2018/wordml" xmlns:w16du="http://schemas.microsoft.com/office/word/2023/wordml/word16du" xmlns:w16sdtdh="http://schemas.microsoft.com/office/word/2020/wordml/sdtdatahash" xmlns:w16sdtfl="http://schemas.microsoft.com/office/word/2024/wordml/sdtformatlock" xmlns:w16se="http://schemas.microsoft.com/office/word/2015/wordml/symex" xmlns:wpg="http://schemas.microsoft.com/office/word/2010/wordprocessingGroup" xmlns:wpi="http://schemas.microsoft.com/office/word/2010/wordprocessingInk" xmlns:wne="http://schemas.microsoft.com/office/word/2006/wordml" xmlns:wps="http://schemas.microsoft.com/office/word/2010/wordprocessingShape" mc:Ignorable="w14 w15 w16se w16cid w16 w16cex w16sdtdh w16sdtfl w16du wp14">
   <w:p>
     <w:pPr>
       <w:pStyle w:val="Header"/>
@@ -415,7 +462,7 @@
 </file>
 
 <file path=word/header3.xml><?xml version="1.0" encoding="utf-8"?>
-<w:hdr xmlns:wpc="http://schemas.microsoft.com/office/word/2010/wordprocessingCanvas" xmlns:cx="http://schemas.microsoft.com/office/drawing/2014/chartex" xmlns:cx1="http://schemas.microsoft.com/office/drawing/2015/9/8/chartex" xmlns:cx2="http://schemas.microsoft.com/office/drawing/2015/10/21/chartex" xmlns:cx3="http://schemas.microsoft.com/office/drawing/2016/5/9/chartex" xmlns:cx4="http://schemas.microsoft.com/office/drawing/2016/5/10/chartex" xmlns:cx5="http://schemas.microsoft.com/office/drawing/2016/5/11/chartex" xmlns:cx6="http://schemas.microsoft.com/office/drawing/2016/5/12/chartex" xmlns:cx7="http://schemas.microsoft.com/office/drawing/2016/5/13/chartex" xmlns:cx8="http://schemas.microsoft.com/office/drawing/2016/5/14/chartex" xmlns:mc="http://schemas.openxmlformats.org/markup-compatibility/2006" xmlns:aink="http://schemas.microsoft.com/office/drawing/2016/ink" xmlns:am3d="http://schemas.microsoft.com/office/drawing/2017/model3d" xmlns:o="urn:schemas-microsoft-com:office:office" xmlns:oel="http://schemas.microsoft.com/office/2019/extlst" xmlns:r="http://schemas.openxmlformats.org/officeDocument/2006/relationships" xmlns:m="http://schemas.openxmlformats.org/officeDocument/2006/math" xmlns:v="urn:schemas-microsoft-com:vml" xmlns:wp14="http://schemas.microsoft.com/office/word/2010/wordprocessingDrawing" xmlns:wp="http://schemas.openxmlformats.org/drawingml/2006/wordprocessingDrawing" xmlns:w10="urn:schemas-microsoft-com:office:word" xmlns:w="http://schemas.openxmlformats.org/wordprocessingml/2006/main" xmlns:w14="http://schemas.microsoft.com/office/word/2010/wordml" xmlns:w15="http://schemas.microsoft.com/office/word/2012/wordml" xmlns:w16cex="http://schemas.microsoft.com/office/word/2018/wordml/cex" xmlns:w16cid="http://schemas.microsoft.com/office/word/2016/wordml/cid" xmlns:w16="http://schemas.microsoft.com/office/word/2018/wordml" xmlns:w16sdtdh="http://schemas.microsoft.com/office/word/2020/wordml/sdtdatahash" xmlns:w16se="http://schemas.microsoft.com/office/word/2015/wordml/symex" xmlns:wpg="http://schemas.microsoft.com/office/word/2010/wordprocessingGroup" xmlns:wpi="http://schemas.microsoft.com/office/word/2010/wordprocessingInk" xmlns:wne="http://schemas.microsoft.com/office/word/2006/wordml" xmlns:wps="http://schemas.microsoft.com/office/word/2010/wordprocessingShape" mc:Ignorable="w14 w15 w16se w16cid w16 w16cex w16sdtdh wp14">
+<w:hdr xmlns:wpc="http://schemas.microsoft.com/office/word/2010/wordprocessingCanvas" xmlns:cx="http://schemas.microsoft.com/office/drawing/2014/chartex" xmlns:cx1="http://schemas.microsoft.com/office/drawing/2015/9/8/chartex" xmlns:cx2="http://schemas.microsoft.com/office/drawing/2015/10/21/chartex" xmlns:cx3="http://schemas.microsoft.com/office/drawing/2016/5/9/chartex" xmlns:cx4="http://schemas.microsoft.com/office/drawing/2016/5/10/chartex" xmlns:cx5="http://schemas.microsoft.com/office/drawing/2016/5/11/chartex" xmlns:cx6="http://schemas.microsoft.com/office/drawing/2016/5/12/chartex" xmlns:cx7="http://schemas.microsoft.com/office/drawing/2016/5/13/chartex" xmlns:cx8="http://schemas.microsoft.com/office/drawing/2016/5/14/chartex" xmlns:mc="http://schemas.openxmlformats.org/markup-compatibility/2006" xmlns:aink="http://schemas.microsoft.com/office/drawing/2016/ink" xmlns:am3d="http://schemas.microsoft.com/office/drawing/2017/model3d" xmlns:o="urn:schemas-microsoft-com:office:office" xmlns:oel="http://schemas.microsoft.com/office/2019/extlst" xmlns:r="http://schemas.openxmlformats.org/officeDocument/2006/relationships" xmlns:m="http://schemas.openxmlformats.org/officeDocument/2006/math" xmlns:v="urn:schemas-microsoft-com:vml" xmlns:wp14="http://schemas.microsoft.com/office/word/2010/wordprocessingDrawing" xmlns:wp="http://schemas.openxmlformats.org/drawingml/2006/wordprocessingDrawing" xmlns:w10="urn:schemas-microsoft-com:office:word" xmlns:w="http://schemas.openxmlformats.org/wordprocessingml/2006/main" xmlns:w14="http://schemas.microsoft.com/office/word/2010/wordml" xmlns:w15="http://schemas.microsoft.com/office/word/2012/wordml" xmlns:w16cex="http://schemas.microsoft.com/office/word/2018/wordml/cex" xmlns:w16cid="http://schemas.microsoft.com/office/word/2016/wordml/cid" xmlns:w16="http://schemas.microsoft.com/office/word/2018/wordml" xmlns:w16du="http://schemas.microsoft.com/office/word/2023/wordml/word16du" xmlns:w16sdtdh="http://schemas.microsoft.com/office/word/2020/wordml/sdtdatahash" xmlns:w16sdtfl="http://schemas.microsoft.com/office/word/2024/wordml/sdtformatlock" xmlns:w16se="http://schemas.microsoft.com/office/word/2015/wordml/symex" xmlns:wpg="http://schemas.microsoft.com/office/word/2010/wordprocessingGroup" xmlns:wpi="http://schemas.microsoft.com/office/word/2010/wordprocessingInk" xmlns:wne="http://schemas.microsoft.com/office/word/2006/wordml" xmlns:wps="http://schemas.microsoft.com/office/word/2010/wordprocessingShape" mc:Ignorable="w14 w15 w16se w16cid w16 w16cex w16sdtdh w16sdtfl w16du wp14">
   <w:p>
     <w:pPr>
       <w:pStyle w:val="Header"/>
@@ -424,7 +471,7 @@
     <w:r>
       <w:tab/>
       <w:tab/>
-      <w:t>2025-08-02</w:t>
+      <w:t>2026-07-12</w:t>
       <w:br/>
       <w:br/>
     </w:r>
@@ -437,7 +484,7 @@
 </file>
 
 <file path=word/numbering.xml><?xml version="1.0" encoding="utf-8"?>
-<w:numbering xmlns:wpc="http://schemas.microsoft.com/office/word/2010/wordprocessingCanvas" xmlns:cx="http://schemas.microsoft.com/office/drawing/2014/chartex" xmlns:cx1="http://schemas.microsoft.com/office/drawing/2015/9/8/chartex" xmlns:cx2="http://schemas.microsoft.com/office/drawing/2015/10/21/chartex" xmlns:cx3="http://schemas.microsoft.com/office/drawing/2016/5/9/chartex" xmlns:cx4="http://schemas.microsoft.com/office/drawing/2016/5/10/chartex" xmlns:cx5="http://schemas.microsoft.com/office/drawing/2016/5/11/chartex" xmlns:cx6="http://schemas.microsoft.com/office/drawing/2016/5/12/chartex" xmlns:cx7="http://schemas.microsoft.com/office/drawing/2016/5/13/chartex" xmlns:cx8="http://schemas.microsoft.com/office/drawing/2016/5/14/chartex" xmlns:mc="http://schemas.openxmlformats.org/markup-compatibility/2006" xmlns:aink="http://schemas.microsoft.com/office/drawing/2016/ink" xmlns:am3d="http://schemas.microsoft.com/office/drawing/2017/model3d" xmlns:o="urn:schemas-microsoft-com:office:office" xmlns:oel="http://schemas.microsoft.com/office/2019/extlst" xmlns:r="http://schemas.openxmlformats.org/officeDocument/2006/relationships" xmlns:m="http://schemas.openxmlformats.org/officeDocument/2006/math" xmlns:v="urn:schemas-microsoft-com:vml" xmlns:wp14="http://schemas.microsoft.com/office/word/2010/wordprocessingDrawing" xmlns:wp="http://schemas.openxmlformats.org/drawingml/2006/wordprocessingDrawing" xmlns:w10="urn:schemas-microsoft-com:office:word" xmlns:w="http://schemas.openxmlformats.org/wordprocessingml/2006/main" xmlns:w14="http://schemas.microsoft.com/office/word/2010/wordml" xmlns:w15="http://schemas.microsoft.com/office/word/2012/wordml" xmlns:w16cex="http://schemas.microsoft.com/office/word/2018/wordml/cex" xmlns:w16cid="http://schemas.microsoft.com/office/word/2016/wordml/cid" xmlns:w16="http://schemas.microsoft.com/office/word/2018/wordml" xmlns:w16sdtdh="http://schemas.microsoft.com/office/word/2020/wordml/sdtdatahash" xmlns:w16se="http://schemas.microsoft.com/office/word/2015/wordml/symex" xmlns:wpg="http://schemas.microsoft.com/office/word/2010/wordprocessingGroup" xmlns:wpi="http://schemas.microsoft.com/office/word/2010/wordprocessingInk" xmlns:wne="http://schemas.microsoft.com/office/word/2006/wordml" xmlns:wps="http://schemas.microsoft.com/office/word/2010/wordprocessingShape" mc:Ignorable="w14 w15 w16se w16cid w16 w16cex w16sdtdh wp14">
+<w:numbering xmlns:wpc="http://schemas.microsoft.com/office/word/2010/wordprocessingCanvas" xmlns:cx="http://schemas.microsoft.com/office/drawing/2014/chartex" xmlns:cx1="http://schemas.microsoft.com/office/drawing/2015/9/8/chartex" xmlns:cx2="http://schemas.microsoft.com/office/drawing/2015/10/21/chartex" xmlns:cx3="http://schemas.microsoft.com/office/drawing/2016/5/9/chartex" xmlns:cx4="http://schemas.microsoft.com/office/drawing/2016/5/10/chartex" xmlns:cx5="http://schemas.microsoft.com/office/drawing/2016/5/11/chartex" xmlns:cx6="http://schemas.microsoft.com/office/drawing/2016/5/12/chartex" xmlns:cx7="http://schemas.microsoft.com/office/drawing/2016/5/13/chartex" xmlns:cx8="http://schemas.microsoft.com/office/drawing/2016/5/14/chartex" xmlns:mc="http://schemas.openxmlformats.org/markup-compatibility/2006" xmlns:aink="http://schemas.microsoft.com/office/drawing/2016/ink" xmlns:am3d="http://schemas.microsoft.com/office/drawing/2017/model3d" xmlns:o="urn:schemas-microsoft-com:office:office" xmlns:oel="http://schemas.microsoft.com/office/2019/extlst" xmlns:r="http://schemas.openxmlformats.org/officeDocument/2006/relationships" xmlns:m="http://schemas.openxmlformats.org/officeDocument/2006/math" xmlns:v="urn:schemas-microsoft-com:vml" xmlns:wp14="http://schemas.microsoft.com/office/word/2010/wordprocessingDrawing" xmlns:wp="http://schemas.openxmlformats.org/drawingml/2006/wordprocessingDrawing" xmlns:w10="urn:schemas-microsoft-com:office:word" xmlns:w="http://schemas.openxmlformats.org/wordprocessingml/2006/main" xmlns:w14="http://schemas.microsoft.com/office/word/2010/wordml" xmlns:w15="http://schemas.microsoft.com/office/word/2012/wordml" xmlns:w16cex="http://schemas.microsoft.com/office/word/2018/wordml/cex" xmlns:w16cid="http://schemas.microsoft.com/office/word/2016/wordml/cid" xmlns:w16="http://schemas.microsoft.com/office/word/2018/wordml" xmlns:w16du="http://schemas.microsoft.com/office/word/2023/wordml/word16du" xmlns:w16sdtdh="http://schemas.microsoft.com/office/word/2020/wordml/sdtdatahash" xmlns:w16sdtfl="http://schemas.microsoft.com/office/word/2024/wordml/sdtformatlock" xmlns:w16se="http://schemas.microsoft.com/office/word/2015/wordml/symex" xmlns:wpg="http://schemas.microsoft.com/office/word/2010/wordprocessingGroup" xmlns:wpi="http://schemas.microsoft.com/office/word/2010/wordprocessingInk" xmlns:wne="http://schemas.microsoft.com/office/word/2006/wordml" xmlns:wps="http://schemas.microsoft.com/office/word/2010/wordprocessingShape" mc:Ignorable="w14 w15 w16se w16cid w16 w16cex w16sdtdh w16sdtfl w16du wp14">
   <w:abstractNum w:abstractNumId="0" w15:restartNumberingAfterBreak="0">
     <w:nsid w:val="FFFFFF7C"/>
     <w:multiLevelType w:val="singleLevel"/>
@@ -640,7 +687,7 @@
 </file>
 
 <file path=word/styles.xml><?xml version="1.0" encoding="utf-8"?>
-<w:styles xmlns:mc="http://schemas.openxmlformats.org/markup-compatibility/2006" xmlns:r="http://schemas.openxmlformats.org/officeDocument/2006/relationships" xmlns:w="http://schemas.openxmlformats.org/wordprocessingml/2006/main" xmlns:w14="http://schemas.microsoft.com/office/word/2010/wordml" xmlns:w15="http://schemas.microsoft.com/office/word/2012/wordml" xmlns:w16cex="http://schemas.microsoft.com/office/word/2018/wordml/cex" xmlns:w16cid="http://schemas.microsoft.com/office/word/2016/wordml/cid" xmlns:w16="http://schemas.microsoft.com/office/word/2018/wordml" xmlns:w16sdtdh="http://schemas.microsoft.com/office/word/2020/wordml/sdtdatahash" xmlns:w16se="http://schemas.microsoft.com/office/word/2015/wordml/symex" mc:Ignorable="w14 w15 w16se w16cid w16 w16cex w16sdtdh">
+<w:styles xmlns:mc="http://schemas.openxmlformats.org/markup-compatibility/2006" xmlns:r="http://schemas.openxmlformats.org/officeDocument/2006/relationships" xmlns:w="http://schemas.openxmlformats.org/wordprocessingml/2006/main" xmlns:w14="http://schemas.microsoft.com/office/word/2010/wordml" xmlns:w15="http://schemas.microsoft.com/office/word/2012/wordml" xmlns:w16cex="http://schemas.microsoft.com/office/word/2018/wordml/cex" xmlns:w16cid="http://schemas.microsoft.com/office/word/2016/wordml/cid" xmlns:w16="http://schemas.microsoft.com/office/word/2018/wordml" xmlns:w16du="http://schemas.microsoft.com/office/word/2023/wordml/word16du" xmlns:w16sdtdh="http://schemas.microsoft.com/office/word/2020/wordml/sdtdatahash" xmlns:w16sdtfl="http://schemas.microsoft.com/office/word/2024/wordml/sdtformatlock" xmlns:w16se="http://schemas.microsoft.com/office/word/2015/wordml/symex" mc:Ignorable="w14 w15 w16se w16cid w16 w16cex w16sdtdh w16sdtfl w16du">
   <w:docDefaults>
     <w:rPrDefault>
       <w:rPr>
@@ -1398,7 +1445,7 @@
     <w:link w:val="TitleChar"/>
     <w:uiPriority w:val="10"/>
     <w:qFormat/>
-    <w:rsid w:val="007106C8"/>
+    <w:rsid w:val="00E854FA"/>
     <w:pPr>
       <w:spacing w:after="300" w:line="240" w:lineRule="auto"/>
       <w:contextualSpacing/>
@@ -1408,7 +1455,7 @@
       <w:rFonts w:eastAsiaTheme="majorEastAsia" w:cstheme="majorBidi"/>
       <w:spacing w:val="5"/>
       <w:kern w:val="28"/>
-      <w:sz w:val="52"/>
+      <w:sz w:val="40"/>
       <w:szCs w:val="52"/>
       <w:lang w:val="sv-SE" w:eastAsia="en-US" w:bidi="ar-SA"/>
     </w:rPr>
@@ -1418,12 +1465,12 @@
     <w:basedOn w:val="DefaultParagraphFont"/>
     <w:link w:val="Title"/>
     <w:uiPriority w:val="10"/>
-    <w:rsid w:val="007106C8"/>
+    <w:rsid w:val="00E854FA"/>
     <w:rPr>
       <w:rFonts w:ascii="Times New Roman" w:eastAsiaTheme="majorEastAsia" w:hAnsi="Times New Roman" w:cstheme="majorBidi"/>
       <w:spacing w:val="5"/>
       <w:kern w:val="28"/>
-      <w:sz w:val="52"/>
+      <w:sz w:val="40"/>
       <w:szCs w:val="52"/>
       <w:lang w:val="sv-SE" w:eastAsia="en-US" w:bidi="ar-SA"/>
     </w:rPr>

--- a/tillsyn/Norrnäs tillsynsbegäran.docx
+++ b/tillsyn/Norrnäs tillsynsbegäran.docx
@@ -12,7 +12,7 @@
     </w:p>
     <w:p>
       <w:r>
-        <w:t>Denna tillsynsbegäran behandlar höga naturvärden i avverkningsanmälan Norrnäs i Bjurholms kommun som inkom 2026-07-12 och omfattar 48,6 ha.</w:t>
+        <w:t>Denna tillsynsbegäran behandlar höga naturvärden i avverkningsanmälan Norrnäs i Bjurholms kommun som inkom 2026-07-13 och omfattar 48,6 ha.</w:t>
       </w:r>
     </w:p>
     <w:p>
@@ -471,7 +471,7 @@
     <w:r>
       <w:tab/>
       <w:tab/>
-      <w:t>2026-07-12</w:t>
+      <w:t>2026-07-13</w:t>
       <w:br/>
       <w:br/>
     </w:r>

--- a/tillsyn/Norrnäs tillsynsbegäran.docx
+++ b/tillsyn/Norrnäs tillsynsbegäran.docx
@@ -12,7 +12,7 @@
     </w:p>
     <w:p>
       <w:r>
-        <w:t>Denna tillsynsbegäran behandlar höga naturvärden i avverkningsanmälan Norrnäs i Bjurholms kommun som inkom 2026-07-13 och omfattar 48,6 ha.</w:t>
+        <w:t>Denna tillsynsbegäran behandlar höga naturvärden i avverkningsanmälan Norrnäs i Bjurholms kommun som inkom 2026-07-14 och omfattar 48,6 ha.</w:t>
       </w:r>
     </w:p>
     <w:p>
@@ -471,7 +471,7 @@
     <w:r>
       <w:tab/>
       <w:tab/>
-      <w:t>2026-07-13</w:t>
+      <w:t>2026-07-14</w:t>
       <w:br/>
       <w:br/>
     </w:r>

--- a/tillsyn/Norrnäs tillsynsbegäran.docx
+++ b/tillsyn/Norrnäs tillsynsbegäran.docx
@@ -12,7 +12,7 @@
     </w:p>
     <w:p>
       <w:r>
-        <w:t>Denna tillsynsbegäran behandlar höga naturvärden i avverkningsanmälan Norrnäs i Bjurholms kommun som inkom 2026-07-14 och omfattar 48,6 ha.</w:t>
+        <w:t>Denna tillsynsbegäran behandlar höga naturvärden i avverkningsanmälan Norrnäs i Bjurholms kommun som inkom 2026-07-15 och omfattar 48,6 ha.</w:t>
       </w:r>
     </w:p>
     <w:p>
@@ -471,7 +471,7 @@
     <w:r>
       <w:tab/>
       <w:tab/>
-      <w:t>2026-07-14</w:t>
+      <w:t>2026-07-15</w:t>
       <w:br/>
       <w:br/>
     </w:r>

--- a/tillsyn/Norrnäs tillsynsbegäran.docx
+++ b/tillsyn/Norrnäs tillsynsbegäran.docx
@@ -12,7 +12,7 @@
     </w:p>
     <w:p>
       <w:r>
-        <w:t>Denna tillsynsbegäran behandlar höga naturvärden i avverkningsanmälan Norrnäs i Bjurholms kommun som inkom 2026-07-15 och omfattar 48,6 ha.</w:t>
+        <w:t>Denna tillsynsbegäran behandlar höga naturvärden i avverkningsanmälan Norrnäs i Bjurholms kommun som inkom 2026-07-16 och omfattar 48,6 ha.</w:t>
       </w:r>
     </w:p>
     <w:p>
@@ -471,7 +471,7 @@
     <w:r>
       <w:tab/>
       <w:tab/>
-      <w:t>2026-07-15</w:t>
+      <w:t>2026-07-16</w:t>
       <w:br/>
       <w:br/>
     </w:r>

--- a/tillsyn/Norrnäs tillsynsbegäran.docx
+++ b/tillsyn/Norrnäs tillsynsbegäran.docx
@@ -471,7 +471,7 @@
     <w:r>
       <w:tab/>
       <w:tab/>
-      <w:t>2026-07-16</w:t>
+      <w:t>2026-07-17</w:t>
       <w:br/>
       <w:br/>
     </w:r>

--- a/tillsyn/Norrnäs tillsynsbegäran.docx
+++ b/tillsyn/Norrnäs tillsynsbegäran.docx
@@ -12,7 +12,7 @@
     </w:p>
     <w:p>
       <w:r>
-        <w:t>Denna tillsynsbegäran behandlar höga naturvärden i avverkningsanmälan Norrnäs i Bjurholms kommun som inkom 2026-07-16 och omfattar 48,6 ha.</w:t>
+        <w:t>Denna tillsynsbegäran behandlar höga naturvärden i avverkningsanmälan Norrnäs i Bjurholms kommun som inkom 2026-07-17 och omfattar 48,6 ha.</w:t>
       </w:r>
     </w:p>
     <w:p>

--- a/tillsyn/Norrnäs tillsynsbegäran.docx
+++ b/tillsyn/Norrnäs tillsynsbegäran.docx
@@ -471,7 +471,7 @@
     <w:r>
       <w:tab/>
       <w:tab/>
-      <w:t>2026-07-17</w:t>
+      <w:t>2026-07-18</w:t>
       <w:br/>
       <w:br/>
     </w:r>

--- a/tillsyn/Norrnäs tillsynsbegäran.docx
+++ b/tillsyn/Norrnäs tillsynsbegäran.docx
@@ -12,7 +12,7 @@
     </w:p>
     <w:p>
       <w:r>
-        <w:t>Denna tillsynsbegäran behandlar höga naturvärden i avverkningsanmälan Norrnäs i Bjurholms kommun som inkom 2026-07-17 och omfattar 48,6 ha.</w:t>
+        <w:t>Denna tillsynsbegäran behandlar höga naturvärden i avverkningsanmälan Norrnäs i Bjurholms kommun som inkom 2026-07-18 och omfattar 48,6 ha.</w:t>
       </w:r>
     </w:p>
     <w:p>

--- a/tillsyn/Norrnäs tillsynsbegäran.docx
+++ b/tillsyn/Norrnäs tillsynsbegäran.docx
@@ -12,7 +12,7 @@
     </w:p>
     <w:p>
       <w:r>
-        <w:t>Denna tillsynsbegäran behandlar höga naturvärden i avverkningsanmälan Norrnäs i Bjurholms kommun som inkom 2026-07-18 och omfattar 48,6 ha.</w:t>
+        <w:t>Denna tillsynsbegäran behandlar höga naturvärden i avverkningsanmälan Norrnäs i Bjurholms kommun som inkom 2026-07-19 och omfattar 48,6 ha.</w:t>
       </w:r>
     </w:p>
     <w:p>
@@ -471,7 +471,7 @@
     <w:r>
       <w:tab/>
       <w:tab/>
-      <w:t>2026-07-18</w:t>
+      <w:t>2026-07-19</w:t>
       <w:br/>
       <w:br/>
     </w:r>

--- a/tillsyn/Norrnäs tillsynsbegäran.docx
+++ b/tillsyn/Norrnäs tillsynsbegäran.docx
@@ -471,7 +471,7 @@
     <w:r>
       <w:tab/>
       <w:tab/>
-      <w:t>2026-07-19</w:t>
+      <w:t>2026-07-20</w:t>
       <w:br/>
       <w:br/>
     </w:r>

--- a/tillsyn/Norrnäs tillsynsbegäran.docx
+++ b/tillsyn/Norrnäs tillsynsbegäran.docx
@@ -12,7 +12,7 @@
     </w:p>
     <w:p>
       <w:r>
-        <w:t>Denna tillsynsbegäran behandlar höga naturvärden i avverkningsanmälan Norrnäs i Bjurholms kommun som inkom 2026-07-19 och omfattar 48,6 ha.</w:t>
+        <w:t>Denna tillsynsbegäran behandlar höga naturvärden i avverkningsanmälan Norrnäs i Bjurholms kommun som inkom 2026-07-20 och omfattar 48,6 ha.</w:t>
       </w:r>
     </w:p>
     <w:p>
